--- a/Deliverables.docx
+++ b/Deliverables.docx
@@ -4,52 +4,18 @@
   <w:body>
     <w:p>
       <w:r>
-        <w:t xml:space="preserve">“Deliverables: GitHub repository with: Code, </w:t>
-      </w:r>
-      <w:proofErr w:type="spellStart"/>
-      <w:r>
-        <w:t>Dockerfile</w:t>
-      </w:r>
-      <w:proofErr w:type="spellEnd"/>
-      <w:r>
-        <w:t>(s), requirements.txt/</w:t>
-      </w:r>
-      <w:proofErr w:type="spellStart"/>
-      <w:r>
-        <w:t>env.yml</w:t>
-      </w:r>
-      <w:proofErr w:type="spellEnd"/>
-      <w:r>
-        <w:t>… Final written report 10 pages… Deployed API URL (if public) or access instructions</w:t>
+        <w:t>“Deliverables: GitHub repository with: Code, Dockerfile(s), requirements.txt/env.yml… Final written report 10 pages… Deployed API URL (if public) or access instructions</w:t>
       </w:r>
     </w:p>
     <w:p/>
     <w:p>
       <w:r>
-        <w:t xml:space="preserve">python -m </w:t>
-      </w:r>
-      <w:proofErr w:type="spellStart"/>
-      <w:r>
-        <w:t>venv</w:t>
-      </w:r>
-      <w:proofErr w:type="spellEnd"/>
-      <w:r>
-        <w:t xml:space="preserve"> </w:t>
-      </w:r>
-      <w:proofErr w:type="spellStart"/>
-      <w:r>
-        <w:t>venv</w:t>
-      </w:r>
-      <w:proofErr w:type="spellEnd"/>
-    </w:p>
-    <w:p>
-      <w:proofErr w:type="spellStart"/>
-      <w:r>
-        <w:t>venv</w:t>
-      </w:r>
-      <w:proofErr w:type="spellEnd"/>
-      <w:r>
-        <w:t>\Scripts\activate</w:t>
+        <w:t>python -m venv venv</w:t>
+      </w:r>
+    </w:p>
+    <w:p>
+      <w:r>
+        <w:t>venv\Scripts\activate</w:t>
       </w:r>
     </w:p>
     <w:p>
@@ -120,13 +86,8 @@
       </w:r>
     </w:p>
     <w:p>
-      <w:proofErr w:type="gramStart"/>
-      <w:r>
-        <w:t>So</w:t>
-      </w:r>
-      <w:proofErr w:type="gramEnd"/>
-      <w:r>
-        <w:t xml:space="preserve"> you must </w:t>
+      <w:r>
+        <w:t xml:space="preserve">So you must </w:t>
       </w:r>
       <w:r>
         <w:rPr>
@@ -141,15 +102,7 @@
     </w:p>
     <w:p>
       <w:r>
-        <w:t xml:space="preserve">Here are the correct column names for the </w:t>
-      </w:r>
-      <w:proofErr w:type="spellStart"/>
-      <w:r>
-        <w:t>Statlog</w:t>
-      </w:r>
-      <w:proofErr w:type="spellEnd"/>
-      <w:r>
-        <w:t xml:space="preserve"> Heart dataset:</w:t>
+        <w:t>Here are the correct column names for the Statlog Heart dataset:</w:t>
       </w:r>
     </w:p>
     <w:p>
@@ -160,15 +113,7 @@
         <w:t>✔</w:t>
       </w:r>
       <w:r>
-        <w:t xml:space="preserve"> </w:t>
-      </w:r>
-      <w:proofErr w:type="spellStart"/>
-      <w:r>
-        <w:t>venv</w:t>
-      </w:r>
-      <w:proofErr w:type="spellEnd"/>
-      <w:r>
-        <w:t xml:space="preserve">\Scripts\activate </w:t>
+        <w:t xml:space="preserve"> venv\Scripts\activate </w:t>
       </w:r>
     </w:p>
     <w:p>
@@ -206,15 +151,7 @@
         <w:t>✔</w:t>
       </w:r>
       <w:r>
-        <w:t xml:space="preserve"> pip show pandas </w:t>
-      </w:r>
-      <w:proofErr w:type="gramStart"/>
-      <w:r>
-        <w:t>shows</w:t>
-      </w:r>
-      <w:proofErr w:type="gramEnd"/>
-      <w:r>
-        <w:t xml:space="preserve"> correct location </w:t>
+        <w:t xml:space="preserve"> pip show pandas shows correct location </w:t>
       </w:r>
     </w:p>
     <w:p>
@@ -225,15 +162,7 @@
         <w:t>✔</w:t>
       </w:r>
       <w:r>
-        <w:t xml:space="preserve"> VS Code interpreter matches your </w:t>
-      </w:r>
-      <w:proofErr w:type="spellStart"/>
-      <w:r>
-        <w:t>venv</w:t>
-      </w:r>
-      <w:proofErr w:type="spellEnd"/>
-      <w:r>
-        <w:t xml:space="preserve"> </w:t>
+        <w:t xml:space="preserve"> VS Code interpreter matches your venv </w:t>
       </w:r>
     </w:p>
     <w:p>
@@ -247,7 +176,144 @@
         <w:t xml:space="preserve"> Run script again</w:t>
       </w:r>
     </w:p>
+    <w:p>
+      <w:r>
+        <w:rPr>
+          <w:b/>
+          <w:bCs/>
+        </w:rPr>
+        <w:t>Step 1: Data Processing &amp; EDA</w:t>
+      </w:r>
+      <w:r>
+        <w:t xml:space="preserve"> completely.</w:t>
+      </w:r>
+    </w:p>
     <w:p/>
+    <w:p>
+      <w:r>
+        <w:t xml:space="preserve">  </w:t>
+      </w:r>
+      <w:r>
+        <w:rPr>
+          <w:b/>
+          <w:bCs/>
+        </w:rPr>
+        <w:t>1.1 Download dataset</w:t>
+      </w:r>
+    </w:p>
+    <w:p>
+      <w:pPr>
+        <w:rPr>
+          <w:b/>
+          <w:bCs/>
+        </w:rPr>
+      </w:pPr>
+      <w:r>
+        <w:t xml:space="preserve">  </w:t>
+      </w:r>
+      <w:r>
+        <w:rPr>
+          <w:b/>
+          <w:bCs/>
+        </w:rPr>
+        <w:t>1.2 Clean raw data (preprocess.py)</w:t>
+      </w:r>
+    </w:p>
+    <w:p>
+      <w:pPr>
+        <w:rPr>
+          <w:b/>
+          <w:bCs/>
+        </w:rPr>
+      </w:pPr>
+      <w:r>
+        <w:rPr>
+          <w:b/>
+          <w:bCs/>
+        </w:rPr>
+        <w:t>1.3 — Exploratory Data Analysis (EDA)</w:t>
+      </w:r>
+    </w:p>
+    <w:p>
+      <w:r>
+        <w:lastRenderedPageBreak/>
+        <w:drawing>
+          <wp:inline distT="0" distB="0" distL="0" distR="0" wp14:anchorId="66A2AD5F" wp14:editId="7AE3432A">
+            <wp:extent cx="5731510" cy="2852420"/>
+            <wp:effectExtent l="0" t="0" r="2540" b="5080"/>
+            <wp:docPr id="1940885674" name="Picture 1"/>
+            <wp:cNvGraphicFramePr>
+              <a:graphicFrameLocks xmlns:a="http://schemas.openxmlformats.org/drawingml/2006/main" noChangeAspect="1"/>
+            </wp:cNvGraphicFramePr>
+            <a:graphic xmlns:a="http://schemas.openxmlformats.org/drawingml/2006/main">
+              <a:graphicData uri="http://schemas.openxmlformats.org/drawingml/2006/picture">
+                <pic:pic xmlns:pic="http://schemas.openxmlformats.org/drawingml/2006/picture">
+                  <pic:nvPicPr>
+                    <pic:cNvPr id="1940885674" name=""/>
+                    <pic:cNvPicPr/>
+                  </pic:nvPicPr>
+                  <pic:blipFill>
+                    <a:blip r:embed="rId4"/>
+                    <a:stretch>
+                      <a:fillRect/>
+                    </a:stretch>
+                  </pic:blipFill>
+                  <pic:spPr>
+                    <a:xfrm>
+                      <a:off x="0" y="0"/>
+                      <a:ext cx="5731510" cy="2852420"/>
+                    </a:xfrm>
+                    <a:prstGeom prst="rect">
+                      <a:avLst/>
+                    </a:prstGeom>
+                  </pic:spPr>
+                </pic:pic>
+              </a:graphicData>
+            </a:graphic>
+          </wp:inline>
+        </w:drawing>
+      </w:r>
+    </w:p>
+    <w:p/>
+    <w:p>
+      <w:r>
+        <w:drawing>
+          <wp:inline distT="0" distB="0" distL="0" distR="0" wp14:anchorId="50B0F878" wp14:editId="68BC8A45">
+            <wp:extent cx="5731510" cy="2054225"/>
+            <wp:effectExtent l="0" t="0" r="2540" b="3175"/>
+            <wp:docPr id="1908896454" name="Picture 1"/>
+            <wp:cNvGraphicFramePr>
+              <a:graphicFrameLocks xmlns:a="http://schemas.openxmlformats.org/drawingml/2006/main" noChangeAspect="1"/>
+            </wp:cNvGraphicFramePr>
+            <a:graphic xmlns:a="http://schemas.openxmlformats.org/drawingml/2006/main">
+              <a:graphicData uri="http://schemas.openxmlformats.org/drawingml/2006/picture">
+                <pic:pic xmlns:pic="http://schemas.openxmlformats.org/drawingml/2006/picture">
+                  <pic:nvPicPr>
+                    <pic:cNvPr id="1908896454" name=""/>
+                    <pic:cNvPicPr/>
+                  </pic:nvPicPr>
+                  <pic:blipFill>
+                    <a:blip r:embed="rId5"/>
+                    <a:stretch>
+                      <a:fillRect/>
+                    </a:stretch>
+                  </pic:blipFill>
+                  <pic:spPr>
+                    <a:xfrm>
+                      <a:off x="0" y="0"/>
+                      <a:ext cx="5731510" cy="2054225"/>
+                    </a:xfrm>
+                    <a:prstGeom prst="rect">
+                      <a:avLst/>
+                    </a:prstGeom>
+                  </pic:spPr>
+                </pic:pic>
+              </a:graphicData>
+            </a:graphic>
+          </wp:inline>
+        </w:drawing>
+      </w:r>
+    </w:p>
     <w:sectPr>
       <w:pgSz w:w="11906" w:h="16838"/>
       <w:pgMar w:top="1440" w:right="1440" w:bottom="1440" w:left="1440" w:header="708" w:footer="708" w:gutter="0"/>
